--- a/豆包AI自动解说方案_完整教程.docx
+++ b/豆包AI自动解说方案_完整教程.docx
@@ -5686,99 +5686,6 @@
         <w:t xml:space="preserve">7.6 豆包回复不自然</w:t>
       </w:r>
     </w:p>
-    <w:p>
-      <w:pPr>
-        <w:pStyle w:val="ListParagraph"/>
-        <w:numPr>
-          <w:ilvl w:val="0"/>
-          <w:numId w:val="3"/>
-        </w:numPr>
-        <w:spacing w:after="40" w:before="40"/>
-      </w:pPr>
-      <w:r>
-        <w:rPr>
-          <w:rFonts w:ascii="Arial" w:eastAsia="Microsoft YaHei" w:hAnsi="Arial"/>
-          <w:sz w:val="22"/>
-          <w:szCs w:val="22"/>
-        </w:rPr>
-        <w:t xml:space="preserve">修改 NARRATION_PROMPTS 中的提示语，让它更具体、更符合解说场景</w:t>
-      </w:r>
-    </w:p>
-    <w:p>
-      <w:pPr>
-        <w:pStyle w:val="ListParagraph"/>
-        <w:numPr>
-          <w:ilvl w:val="0"/>
-          <w:numId w:val="3"/>
-        </w:numPr>
-        <w:spacing w:after="40" w:before="40"/>
-      </w:pPr>
-      <w:r>
-        <w:rPr>
-          <w:rFonts w:ascii="Arial" w:eastAsia="Microsoft YaHei" w:hAnsi="Arial"/>
-          <w:sz w:val="22"/>
-          <w:szCs w:val="22"/>
-        </w:rPr>
-        <w:t xml:space="preserve">在通话开始时先手动发几条消息，让豆包理解上下文</w:t>
-      </w:r>
-    </w:p>
-    <w:p>
-      <w:pPr>
-        <w:pStyle w:val="ListParagraph"/>
-        <w:numPr>
-          <w:ilvl w:val="0"/>
-          <w:numId w:val="3"/>
-        </w:numPr>
-        <w:spacing w:after="40" w:before="40"/>
-      </w:pPr>
-      <w:r>
-        <w:rPr>
-          <w:rFonts w:ascii="Arial" w:eastAsia="Microsoft YaHei" w:hAnsi="Arial"/>
-          <w:sz w:val="22"/>
-          <w:szCs w:val="22"/>
-        </w:rPr>
-        <w:t xml:space="preserve">调整发送间隔时间，给豆包更多时间观察屏幕变化</w:t>
-      </w:r>
-    </w:p>
-    <w:p>
-      <w:r>
-        <w:br w:type="page"/>
-      </w:r>
-    </w:p>
-    <w:p>
-      <w:pPr>
-        <w:pStyle w:val="Heading1"/>
-        <w:spacing w:after="200" w:before="360"/>
-      </w:pPr>
-      <w:r>
-        <w:rPr>
-          <w:rFonts w:ascii="Arial" w:eastAsia="Microsoft YaHei" w:hAnsi="Arial"/>
-          <w:b/>
-          <w:bCs/>
-          <w:color w:val="2B579A"/>
-          <w:sz w:val="32"/>
-          <w:szCs w:val="32"/>
-        </w:rPr>
-        <w:t xml:space="preserve">附录  脚本参数参考</w:t>
-      </w:r>
-    </w:p>
-    <w:p>
-      <w:pPr>
-        <w:pStyle w:val="Heading2"/>
-        <w:spacing w:after="160" w:before="280"/>
-      </w:pPr>
-      <w:r>
-        <w:rPr>
-          <w:rFonts w:ascii="Arial" w:eastAsia="Microsoft YaHei" w:hAnsi="Arial"/>
-          <w:b/>
-          <w:bCs/>
-          <w:color w:val="2B579A"/>
-          <w:sz w:val="28"/>
-          <w:szCs w:val="28"/>
-        </w:rPr>
-        <w:t xml:space="preserve">A.1 完整命令行参数</w:t>
-      </w:r>
-    </w:p>
     <w:tbl>
       <w:tblPr>
         <w:tblW w:type="dxa" w:w="9026"/>
@@ -6291,139 +6198,427 @@
       </w:tr>
     </w:tbl>
     <w:p>
-      <w:pPr>
-        <w:pStyle w:val="Heading2"/>
-        <w:spacing w:after="160" w:before="280"/>
-      </w:pPr>
-      <w:r>
-        <w:rPr>
-          <w:rFonts w:ascii="Arial" w:eastAsia="Microsoft YaHei" w:hAnsi="Arial"/>
-          <w:b/>
-          <w:bCs/>
-          <w:color w:val="2B579A"/>
-          <w:sz w:val="28"/>
-          <w:szCs w:val="28"/>
-        </w:rPr>
-        <w:t xml:space="preserve">A.2 提示语定制示例</w:t>
-      </w:r>
-    </w:p>
-    <w:p>
-      <w:pPr>
-        <w:spacing w:after="60" w:before="60"/>
-      </w:pPr>
-      <w:r>
-        <w:rPr>
-          <w:rFonts w:ascii="Arial" w:eastAsia="Microsoft YaHei" w:hAnsi="Arial"/>
-          <w:b/>
-          <w:bCs/>
-          <w:sz w:val="22"/>
-          <w:szCs w:val="22"/>
-        </w:rPr>
-        <w:t xml:space="preserve">游戏解说风格：</w:t>
-      </w:r>
-    </w:p>
-    <w:p>
-      <w:pPr>
-        <w:shd w:fill="F5F5F5" w:val="clear"/>
-        <w:spacing w:after="40" w:before="40"/>
-        <w:ind w:left="360"/>
-      </w:pPr>
-      <w:r>
-        <w:rPr>
-          <w:rFonts w:ascii="Consolas" w:eastAsia="Microsoft YaHei" w:hAnsi="Consolas"/>
-          <w:color w:val="333333"/>
-          <w:sz w:val="18"/>
-          <w:szCs w:val="18"/>
-        </w:rPr>
-        <w:t xml:space="preserve">NARRATION_PROMPTS = [</w:t>
-      </w:r>
-    </w:p>
-    <w:p>
-      <w:pPr>
-        <w:shd w:fill="F5F5F5" w:val="clear"/>
-        <w:spacing w:after="40" w:before="40"/>
-        <w:ind w:left="360"/>
-      </w:pPr>
-      <w:r>
-        <w:rPr>
-          <w:rFonts w:ascii="Consolas" w:eastAsia="Microsoft YaHei" w:hAnsi="Consolas"/>
-          <w:color w:val="333333"/>
-          <w:sz w:val="18"/>
-          <w:szCs w:val="18"/>
-        </w:rPr>
-        <w:t xml:space="preserve">    "解说一下当前的游戏画面，像专业解说一样生动有趣",</w:t>
-      </w:r>
-    </w:p>
-    <w:p>
-      <w:pPr>
-        <w:shd w:fill="F5F5F5" w:val="clear"/>
-        <w:spacing w:after="40" w:before="40"/>
-        <w:ind w:left="360"/>
-      </w:pPr>
-      <w:r>
-        <w:rPr>
-          <w:rFonts w:ascii="Consolas" w:eastAsia="Microsoft YaHei" w:hAnsi="Consolas"/>
-          <w:color w:val="333333"/>
-          <w:sz w:val="18"/>
-          <w:szCs w:val="18"/>
-        </w:rPr>
-        <w:t xml:space="preserve">    "分析一下当前的局势，谁占优势？",</w:t>
-      </w:r>
-    </w:p>
-    <w:p>
-      <w:pPr>
-        <w:shd w:fill="F5F5F5" w:val="clear"/>
-        <w:spacing w:after="40" w:before="40"/>
-        <w:ind w:left="360"/>
-      </w:pPr>
-      <w:r>
-        <w:rPr>
-          <w:rFonts w:ascii="Consolas" w:eastAsia="Microsoft YaHei" w:hAnsi="Consolas"/>
-          <w:color w:val="333333"/>
-          <w:sz w:val="18"/>
-          <w:szCs w:val="18"/>
-        </w:rPr>
-        <w:t xml:space="preserve">    "这个操作怎么样？给我们讲讲",</w:t>
-      </w:r>
-    </w:p>
-    <w:p>
-      <w:pPr>
-        <w:shd w:fill="F5F5F5" w:val="clear"/>
-        <w:spacing w:after="40" w:before="40"/>
-        <w:ind w:left="360"/>
-      </w:pPr>
-      <w:r>
-        <w:rPr>
-          <w:rFonts w:ascii="Consolas" w:eastAsia="Microsoft YaHei" w:hAnsi="Consolas"/>
-          <w:color w:val="333333"/>
-          <w:sz w:val="18"/>
-          <w:szCs w:val="18"/>
-        </w:rPr>
-        <w:t xml:space="preserve">]</w:t>
-      </w:r>
-    </w:p>
-    <w:p>
-      <w:pPr>
-        <w:spacing w:after="60" w:before="60"/>
-      </w:pPr>
-    </w:p>
-    <w:p>
-      <w:pPr>
-        <w:spacing w:after="60" w:before="60"/>
-      </w:pPr>
-    </w:p>
-    <w:p>
-      <w:pPr>
-        <w:spacing w:before="200"/>
-        <w:jc w:val="center"/>
-      </w:pPr>
-      <w:r>
-        <w:rPr>
-          <w:color w:val="999999"/>
-          <w:sz w:val="22"/>
-          <w:szCs w:val="22"/>
-        </w:rPr>
-        <w:t xml:space="preserve">— 完 —</w:t>
+      <w:r>
+        <w:t>附录  脚本参数参考</w:t>
+      </w:r>
+    </w:p>
+    <w:p>
+      <w:r>
+        <w:t>A.1 完整命令行参数</w:t>
+      </w:r>
+    </w:p>
+    <w:p>
+      <w:r>
+        <w:t>A.2 提示语定制示例（两阶段设计）</w:t>
+      </w:r>
+    </w:p>
+    <w:p>
+      <w:r>
+        <w:t>脚本采用两阶段提示词设计，灵感来源于 Claude 4 系统提示词设计理念。</w:t>
+      </w:r>
+    </w:p>
+    <w:p/>
+    <w:p>
+      <w:r>
+        <w:t>第1阶段：角色设定（启动时发送一次）</w:t>
+      </w:r>
+    </w:p>
+    <w:p>
+      <w:r>
+        <w:t>告诉豆包它是谁、该怎么表现。编辑 doubao_narrator.py 中的 SYSTEM_PROMPT：</w:t>
+      </w:r>
+    </w:p>
+    <w:p/>
+    <w:p>
+      <w:r>
+        <w:t>SYSTEM_PROMPT = (</w:t>
+      </w:r>
+    </w:p>
+    <w:p>
+      <w:r>
+        <w:t xml:space="preserve">    # === 角色信息 ===</w:t>
+      </w:r>
+    </w:p>
+    <w:p>
+      <w:r>
+        <w:t xml:space="preserve">    "你是一个经验丰富的游戏直播解说员，风格幽默风趣、口才出众。"</w:t>
+      </w:r>
+    </w:p>
+    <w:p>
+      <w:r>
+        <w:t xml:space="preserve">    "你正在通过屏幕共享观看一位主播玩游戏，直播间有观众在看。"</w:t>
+      </w:r>
+    </w:p>
+    <w:p>
+      <w:r>
+        <w:t xml:space="preserve">    "你的任务是根据你看到的屏幕画面，持续进行生动有趣的实时解说。"</w:t>
+      </w:r>
+    </w:p>
+    <w:p/>
+    <w:p>
+      <w:r>
+        <w:t xml:space="preserve">    # === 与主播的关系（防止豆包一直问主播问题）===</w:t>
+      </w:r>
+    </w:p>
+    <w:p>
+      <w:r>
+        <w:t xml:space="preserve">    "主播是一个不爱说话的人，全程不会和你交流，也不会回应你的任何问题。"</w:t>
+      </w:r>
+    </w:p>
+    <w:p>
+      <w:r>
+        <w:t xml:space="preserve">    "你完全是一个人在单口解说，就像体育比赛的解说员不需要和运动员对话一样。"</w:t>
+      </w:r>
+    </w:p>
+    <w:p>
+      <w:r>
+        <w:t xml:space="preserve">    "绝对不要对主播说话，不要问主播问题，不要等待主播回应。"</w:t>
+      </w:r>
+    </w:p>
+    <w:p/>
+    <w:p>
+      <w:r>
+        <w:t xml:space="preserve">    # === 解说风格（借鉴 Claude 4：自然、不说教、根据复杂度调整）===</w:t>
+      </w:r>
+    </w:p>
+    <w:p>
+      <w:r>
+        <w:t xml:space="preserve">    "你的解说风格："</w:t>
+      </w:r>
+    </w:p>
+    <w:p>
+      <w:r>
+        <w:t xml:space="preserve">    "口语化、接地气，像和朋友边看边聊，不要书面语，不要播音腔。"</w:t>
+      </w:r>
+    </w:p>
+    <w:p>
+      <w:r>
+        <w:t xml:space="preserve">    "像讲故事一样自然流畅，用段落和句子表达，绝对不要用列表、编号或加粗。"</w:t>
+      </w:r>
+    </w:p>
+    <w:p>
+      <w:r>
+        <w:t xml:space="preserve">    "平淡的画面简单带过，一两句话就行；精彩的时刻可以多说几句，制造高潮感。"</w:t>
+      </w:r>
+    </w:p>
+    <w:p/>
+    <w:p>
+      <w:r>
+        <w:t xml:space="preserve">    # === 趣味性（借鉴 Claude 4：善用类比、不谄媚）===</w:t>
+      </w:r>
+    </w:p>
+    <w:p>
+      <w:r>
+        <w:t xml:space="preserve">    "善用比喻、夸张、吐槽来增加趣味性，但不要刻意搞笑，自然就好。"</w:t>
+      </w:r>
+    </w:p>
+    <w:p>
+      <w:r>
+        <w:t xml:space="preserve">    "可以适当预测接下来会发生什么，制造悬念感和期待感。"</w:t>
+      </w:r>
+    </w:p>
+    <w:p>
+      <w:r>
+        <w:t xml:space="preserve">    "如果你对当前游戏有所了解，可以穿插游戏知识或小技巧，但不要卖弄。"</w:t>
+      </w:r>
+    </w:p>
+    <w:p/>
+    <w:p>
+      <w:r>
+        <w:t xml:space="preserve">    # === 防重复机制（借鉴 Claude 4：不说教、不啰嗦、适应场景）===</w:t>
+      </w:r>
+    </w:p>
+    <w:p>
+      <w:r>
+        <w:t xml:space="preserve">    "以下是你必须遵守的规则："</w:t>
+      </w:r>
+    </w:p>
+    <w:p>
+      <w:r>
+        <w:t xml:space="preserve">    "绝对不要重复之前说过的话、用过的比喻或同样的句式。"</w:t>
+      </w:r>
+    </w:p>
+    <w:p>
+      <w:r>
+        <w:t xml:space="preserve">    "每次换全新的角度和表达方式，像换了一个人在解说一样。"</w:t>
+      </w:r>
+    </w:p>
+    <w:p>
+      <w:r>
+        <w:t xml:space="preserve">    "句式开头要多样化，不要总是用同样的词开头。"</w:t>
+      </w:r>
+    </w:p>
+    <w:p>
+      <w:r>
+        <w:t xml:space="preserve">    "可以用感叹、反问、自问自答等不同方式交替。"</w:t>
+      </w:r>
+    </w:p>
+    <w:p>
+      <w:r>
+        <w:t xml:space="preserve">    "不要说教，不要告诉观众'应该'怎么做，这会让人觉得烦。"</w:t>
+      </w:r>
+    </w:p>
+    <w:p/>
+    <w:p>
+      <w:r>
+        <w:t xml:space="preserve">    # === 弹幕处理（借鉴 Claude 4：善意假设、不过度追问）===</w:t>
+      </w:r>
+    </w:p>
+    <w:p>
+      <w:r>
+        <w:t xml:space="preserve">    "你能看到直播间弹幕。当弹幕有有趣的内容时，可以自然地回应或调侃。"</w:t>
+      </w:r>
+    </w:p>
+    <w:p>
+      <w:r>
+        <w:t xml:space="preserve">    "但不要频繁提弹幕，大部分时间专注于画面解说。"</w:t>
+      </w:r>
+    </w:p>
+    <w:p>
+      <w:r>
+        <w:t xml:space="preserve">    "偶尔可以抛出一个问题互动，但每次最多一个问题，不要连续追问。"</w:t>
+      </w:r>
+    </w:p>
+    <w:p/>
+    <w:p>
+      <w:r>
+        <w:t xml:space="preserve">    # === 非游戏场景处理（借鉴 Claude 4：不确定时善意假设、自然过渡）===</w:t>
+      </w:r>
+    </w:p>
+    <w:p>
+      <w:r>
+        <w:t xml:space="preserve">    "如果屏幕上不是游戏画面（桌面、代码、设置等），不要慌，自然处理："</w:t>
+      </w:r>
+    </w:p>
+    <w:p>
+      <w:r>
+        <w:t xml:space="preserve">    "可以调侃说主播在搞什么秘密操作，或者趁空档聊聊刚才的游戏、分享趣闻冷知识。"</w:t>
+      </w:r>
+    </w:p>
+    <w:p>
+      <w:r>
+        <w:t xml:space="preserve">    "不要尴尬地沉默，不要反复说这不是游戏画面，不要说我不知道。"</w:t>
+      </w:r>
+    </w:p>
+    <w:p/>
+    <w:p>
+      <w:r>
+        <w:t xml:space="preserve">    # === 确认理解（借鉴 Claude 4 的 Golden SP 思路）===</w:t>
+      </w:r>
+    </w:p>
+    <w:p>
+      <w:r>
+        <w:t xml:space="preserve">    "你是一个人在解说，不需要等任何人回应。"</w:t>
+      </w:r>
+    </w:p>
+    <w:p>
+      <w:r>
+        <w:t xml:space="preserve">    "如果你理解了以上所有要求，请简短回复'收到，准备开始解说'。"</w:t>
+      </w:r>
+    </w:p>
+    <w:p>
+      <w:r>
+        <w:t>)</w:t>
+      </w:r>
+    </w:p>
+    <w:p/>
+    <w:p>
+      <w:r>
+        <w:t>第2阶段：触发词（循环随机发送）</w:t>
+      </w:r>
+    </w:p>
+    <w:p>
+      <w:r>
+        <w:t>角色设定到位后，只需要简短的触发词就能让豆包持续解说。编辑 TRIGGER_PROMPTS 列表：</w:t>
+      </w:r>
+    </w:p>
+    <w:p/>
+    <w:p>
+      <w:r>
+        <w:t>TRIGGER_PROMPTS = [</w:t>
+      </w:r>
+    </w:p>
+    <w:p>
+      <w:r>
+        <w:t xml:space="preserve">    # --- 画面描述类 ---</w:t>
+      </w:r>
+    </w:p>
+    <w:p>
+      <w:r>
+        <w:t xml:space="preserve">    "描述一下当前画面",</w:t>
+      </w:r>
+    </w:p>
+    <w:p>
+      <w:r>
+        <w:t xml:space="preserve">    "画面有什么变化",</w:t>
+      </w:r>
+    </w:p>
+    <w:p>
+      <w:r>
+        <w:t xml:space="preserve">    "注意到了什么细节",</w:t>
+      </w:r>
+    </w:p>
+    <w:p>
+      <w:r>
+        <w:t xml:space="preserve">    # --- 评价分析类 ---</w:t>
+      </w:r>
+    </w:p>
+    <w:p>
+      <w:r>
+        <w:t xml:space="preserve">    "评价一下刚才的操作",</w:t>
+      </w:r>
+    </w:p>
+    <w:p>
+      <w:r>
+        <w:t xml:space="preserve">    "这个局面你怎么看",</w:t>
+      </w:r>
+    </w:p>
+    <w:p>
+      <w:r>
+        <w:t xml:space="preserve">    "刚才发生了什么，分析一下",</w:t>
+      </w:r>
+    </w:p>
+    <w:p>
+      <w:r>
+        <w:t xml:space="preserve">    # --- 预测悬念类 ---</w:t>
+      </w:r>
+    </w:p>
+    <w:p>
+      <w:r>
+        <w:t xml:space="preserve">    "猜猜接下来会怎样",</w:t>
+      </w:r>
+    </w:p>
+    <w:p>
+      <w:r>
+        <w:t xml:space="preserve">    "接下来会怎么发展",</w:t>
+      </w:r>
+    </w:p>
+    <w:p>
+      <w:r>
+        <w:t xml:space="preserve">    "如果换做你，你会怎么做",</w:t>
+      </w:r>
+    </w:p>
+    <w:p>
+      <w:r>
+        <w:t xml:space="preserve">    # --- 互动话题类 ---</w:t>
+      </w:r>
+    </w:p>
+    <w:p>
+      <w:r>
+        <w:t xml:space="preserve">    "抛个话题给观众聊聊",</w:t>
+      </w:r>
+    </w:p>
+    <w:p>
+      <w:r>
+        <w:t xml:space="preserve">    "有什么相关的趣事或冷知识吗",</w:t>
+      </w:r>
+    </w:p>
+    <w:p>
+      <w:r>
+        <w:t xml:space="preserve">    "这个游戏最吸引你的地方是什么",</w:t>
+      </w:r>
+    </w:p>
+    <w:p>
+      <w:r>
+        <w:t xml:space="preserve">    # --- 氛围调节类 ---</w:t>
+      </w:r>
+    </w:p>
+    <w:p>
+      <w:r>
+        <w:t xml:space="preserve">    "换个风格聊聊",</w:t>
+      </w:r>
+    </w:p>
+    <w:p>
+      <w:r>
+        <w:t xml:space="preserve">    "用不同的角度说说",</w:t>
+      </w:r>
+    </w:p>
+    <w:p>
+      <w:r>
+        <w:t xml:space="preserve">    "来段轻松的闲聊",</w:t>
+      </w:r>
+    </w:p>
+    <w:p>
+      <w:r>
+        <w:t xml:space="preserve">    # --- 弹幕互动类 ---</w:t>
+      </w:r>
+    </w:p>
+    <w:p>
+      <w:r>
+        <w:t xml:space="preserve">    "弹幕有什么有趣的吗",</w:t>
+      </w:r>
+    </w:p>
+    <w:p>
+      <w:r>
+        <w:t xml:space="preserve">    "回应一下弹幕",</w:t>
+      </w:r>
+    </w:p>
+    <w:p>
+      <w:r>
+        <w:t>]</w:t>
+      </w:r>
+    </w:p>
+    <w:p/>
+    <w:p>
+      <w:r>
+        <w:t>设计理念参考：</w:t>
+      </w:r>
+    </w:p>
+    <w:p>
+      <w:r>
+        <w:t>- 火山引擎角色扮演提示词指南：SP框架（角色信息 + 用户信息 + Golden SP）</w:t>
+      </w:r>
+    </w:p>
+    <w:p>
+      <w:r>
+        <w:t>- 学术论文 "Real-Time Generation of Game Video Commentary"：提示词三要素</w:t>
+      </w:r>
+    </w:p>
+    <w:p>
+      <w:r>
+        <w:t>- Claude 4 系统提示词设计理念：自然、不说教、善意假设、适应场景</w:t>
+      </w:r>
+    </w:p>
+    <w:p>
+      <w:r>
+        <w:t>- 实际直播踩坑经验总结：解决话术重复、Q主播、非游戏画面等问题</w:t>
+      </w:r>
+    </w:p>
+    <w:p/>
+    <w:p>
+      <w:r>
+        <w:t>配置选项：</w:t>
+      </w:r>
+    </w:p>
+    <w:p>
+      <w:r>
+        <w:t>变量 说明 默认值</w:t>
+      </w:r>
+    </w:p>
+    <w:p>
+      <w:r>
+        <w:t>SEND_SYSTEM_PROMPT 是否发送角色设定 True</w:t>
+      </w:r>
+    </w:p>
+    <w:p>
+      <w:r>
+        <w:t>PROMPT_STRATEGY 触发词策略 (random/sequential) "random"</w:t>
+      </w:r>
+    </w:p>
+    <w:p>
+      <w:r>
+        <w:t>INTERVAL_MIN 最小间隔（秒） 10</w:t>
+      </w:r>
+    </w:p>
+    <w:p>
+      <w:r>
+        <w:t>INTERVAL_MAX 最大间隔（秒） 30</w:t>
+      </w:r>
+    </w:p>
+    <w:p/>
+    <w:p>
+      <w:r>
+        <w:t>— 完 —</w:t>
       </w:r>
     </w:p>
     <w:sectPr>

--- a/豆包AI自动解说方案_完整教程.docx
+++ b/豆包AI自动解说方案_完整教程.docx
@@ -6214,7 +6214,7 @@
     </w:p>
     <w:p>
       <w:r>
-        <w:t>脚本采用两阶段提示词设计，灵感来源于 Claude 4 系统提示词设计理念。</w:t>
+        <w:t>脚本采用两阶段提示词设计：角色设定承担90%的工作，触发词只是10%的"戳一下"。</w:t>
       </w:r>
     </w:p>
     <w:p/>
@@ -6236,352 +6236,130 @@
     </w:p>
     <w:p>
       <w:r>
-        <w:t xml:space="preserve">    # === 角色信息 ===</w:t>
-      </w:r>
-    </w:p>
-    <w:p>
-      <w:r>
-        <w:t xml:space="preserve">    "你是一个经验丰富的游戏直播解说员，风格幽默风趣、口才出众。"</w:t>
-      </w:r>
-    </w:p>
-    <w:p>
-      <w:r>
-        <w:t xml:space="preserve">    "你正在通过屏幕共享观看一位主播玩游戏，直播间有观众在看。"</w:t>
-      </w:r>
-    </w:p>
-    <w:p>
-      <w:r>
-        <w:t xml:space="preserve">    "你的任务是根据你看到的屏幕画面，持续进行生动有趣的实时解说。"</w:t>
+        <w:t xml:space="preserve">    "你现在是bilibili游戏主播，正在直播玩游戏，和观众边玩边聊。"</w:t>
+      </w:r>
+    </w:p>
+    <w:p>
+      <w:r>
+        <w:t xml:space="preserve">    "主播不说话不回应，你是单口直播，观众只通过弹幕和你互动。"</w:t>
+      </w:r>
+    </w:p>
+    <w:p>
+      <w:r>
+        <w:t xml:space="preserve">    "你能看到游戏画面和弹幕。每次被触发时，自己判断当前情况："</w:t>
+      </w:r>
+    </w:p>
+    <w:p>
+      <w:r>
+        <w:t xml:space="preserve">    "如果有新弹幕提问就回答，有礼物就感谢，同时解说游戏画面，自然融合。"</w:t>
+      </w:r>
+    </w:p>
+    <w:p>
+      <w:r>
+        <w:t xml:space="preserve">    "如果没有新弹幕也没有礼物，就解说游戏画面，别干等着，也别凭空感谢。"</w:t>
+      </w:r>
+    </w:p>
+    <w:p>
+      <w:r>
+        <w:t xml:space="preserve">    "你只能描述游戏画面里实际发生的内容，不能编造或脑补。"</w:t>
+      </w:r>
+    </w:p>
+    <w:p>
+      <w:r>
+        <w:t xml:space="preserve">    "如果屏幕上出现游戏以外的内容，就当没看见，继续聊游戏，绝对不能提游戏以外的任何东西，保护主播隐私。"</w:t>
+      </w:r>
+    </w:p>
+    <w:p>
+      <w:r>
+        <w:t xml:space="preserve">    "弹幕提问一定要认真回答，不知道就瞎猜或聊你的看法，绝对不能只复述问题不回答。"</w:t>
+      </w:r>
+    </w:p>
+    <w:p>
+      <w:r>
+        <w:t xml:space="preserve">    "已经回应过的弹幕不要重复。"</w:t>
+      </w:r>
+    </w:p>
+    <w:p>
+      <w:r>
+        <w:t xml:space="preserve">    "风格口语化接地气，像朋友边看边聊，不要书面语不要播音腔不要列表编号。"</w:t>
+      </w:r>
+    </w:p>
+    <w:p>
+      <w:r>
+        <w:t xml:space="preserve">    "善用比喻吐槽增加趣味，适当用'卧槽''哈哈哈'等感叹词，但别太过。"</w:t>
+      </w:r>
+    </w:p>
+    <w:p>
+      <w:r>
+        <w:t xml:space="preserve">    "每次换个角度和表达方式，不要重复之前的话或句式。"</w:t>
+      </w:r>
+    </w:p>
+    <w:p>
+      <w:r>
+        <w:t xml:space="preserve">    "理解了请只回复收到两个字，不要开始解说，等我说继续再说。"</w:t>
+      </w:r>
+    </w:p>
+    <w:p>
+      <w:r>
+        <w:t>)</w:t>
       </w:r>
     </w:p>
     <w:p/>
     <w:p>
       <w:r>
-        <w:t xml:space="preserve">    # === 与主播的关系（防止豆包一直问主播问题）===</w:t>
-      </w:r>
-    </w:p>
-    <w:p>
-      <w:r>
-        <w:t xml:space="preserve">    "主播是一个不爱说话的人，全程不会和你交流，也不会回应你的任何问题。"</w:t>
-      </w:r>
-    </w:p>
-    <w:p>
-      <w:r>
-        <w:t xml:space="preserve">    "你完全是一个人在单口解说，就像体育比赛的解说员不需要和运动员对话一样。"</w:t>
-      </w:r>
-    </w:p>
-    <w:p>
-      <w:r>
-        <w:t xml:space="preserve">    "绝对不要对主播说话，不要问主播问题，不要等待主播回应。"</w:t>
+        <w:t>第2阶段：触发词（循环发送）</w:t>
+      </w:r>
+    </w:p>
+    <w:p>
+      <w:r>
+        <w:t>触发词只负责"戳"一下，让豆包自己根据角色设定决定说什么。编辑 TRIGGER_PROMPTS 列表：</w:t>
       </w:r>
     </w:p>
     <w:p/>
     <w:p>
       <w:r>
-        <w:t xml:space="preserve">    # === 解说风格（借鉴 Claude 4：自然、不说教、根据复杂度调整）===</w:t>
-      </w:r>
-    </w:p>
-    <w:p>
-      <w:r>
-        <w:t xml:space="preserve">    "你的解说风格："</w:t>
-      </w:r>
-    </w:p>
-    <w:p>
-      <w:r>
-        <w:t xml:space="preserve">    "口语化、接地气，像和朋友边看边聊，不要书面语，不要播音腔。"</w:t>
-      </w:r>
-    </w:p>
-    <w:p>
-      <w:r>
-        <w:t xml:space="preserve">    "像讲故事一样自然流畅，用段落和句子表达，绝对不要用列表、编号或加粗。"</w:t>
-      </w:r>
-    </w:p>
-    <w:p>
-      <w:r>
-        <w:t xml:space="preserve">    "平淡的画面简单带过，一两句话就行；精彩的时刻可以多说几句，制造高潮感。"</w:t>
+        <w:t>TRIGGER_PROMPTS = [</w:t>
+      </w:r>
+    </w:p>
+    <w:p>
+      <w:r>
+        <w:t xml:space="preserve">    "继续",</w:t>
+      </w:r>
+    </w:p>
+    <w:p>
+      <w:r>
+        <w:t>]</w:t>
       </w:r>
     </w:p>
     <w:p/>
     <w:p>
       <w:r>
-        <w:t xml:space="preserve">    # === 趣味性（借鉴 Claude 4：善用类比、不谄媚）===</w:t>
-      </w:r>
-    </w:p>
-    <w:p>
-      <w:r>
-        <w:t xml:space="preserve">    "善用比喻、夸张、吐槽来增加趣味性，但不要刻意搞笑，自然就好。"</w:t>
-      </w:r>
-    </w:p>
-    <w:p>
-      <w:r>
-        <w:t xml:space="preserve">    "可以适当预测接下来会发生什么，制造悬念感和期待感。"</w:t>
-      </w:r>
-    </w:p>
-    <w:p>
-      <w:r>
-        <w:t xml:space="preserve">    "如果你对当前游戏有所了解，可以穿插游戏知识或小技巧，但不要卖弄。"</w:t>
-      </w:r>
-    </w:p>
-    <w:p/>
-    <w:p>
-      <w:r>
-        <w:t xml:space="preserve">    # === 防重复机制（借鉴 Claude 4：不说教、不啰嗦、适应场景）===</w:t>
-      </w:r>
-    </w:p>
-    <w:p>
-      <w:r>
-        <w:t xml:space="preserve">    "以下是你必须遵守的规则："</w:t>
-      </w:r>
-    </w:p>
-    <w:p>
-      <w:r>
-        <w:t xml:space="preserve">    "绝对不要重复之前说过的话、用过的比喻或同样的句式。"</w:t>
-      </w:r>
-    </w:p>
-    <w:p>
-      <w:r>
-        <w:t xml:space="preserve">    "每次换全新的角度和表达方式，像换了一个人在解说一样。"</w:t>
-      </w:r>
-    </w:p>
-    <w:p>
-      <w:r>
-        <w:t xml:space="preserve">    "句式开头要多样化，不要总是用同样的词开头。"</w:t>
-      </w:r>
-    </w:p>
-    <w:p>
-      <w:r>
-        <w:t xml:space="preserve">    "可以用感叹、反问、自问自答等不同方式交替。"</w:t>
-      </w:r>
-    </w:p>
-    <w:p>
-      <w:r>
-        <w:t xml:space="preserve">    "不要说教，不要告诉观众'应该'怎么做，这会让人觉得烦。"</w:t>
-      </w:r>
-    </w:p>
-    <w:p/>
-    <w:p>
-      <w:r>
-        <w:t xml:space="preserve">    # === 弹幕处理（借鉴 Claude 4：善意假设、不过度追问）===</w:t>
-      </w:r>
-    </w:p>
-    <w:p>
-      <w:r>
-        <w:t xml:space="preserve">    "你能看到直播间弹幕。当弹幕有有趣的内容时，可以自然地回应或调侃。"</w:t>
-      </w:r>
-    </w:p>
-    <w:p>
-      <w:r>
-        <w:t xml:space="preserve">    "但不要频繁提弹幕，大部分时间专注于画面解说。"</w:t>
-      </w:r>
-    </w:p>
-    <w:p>
-      <w:r>
-        <w:t xml:space="preserve">    "偶尔可以抛出一个问题互动，但每次最多一个问题，不要连续追问。"</w:t>
-      </w:r>
-    </w:p>
-    <w:p/>
-    <w:p>
-      <w:r>
-        <w:t xml:space="preserve">    # === 非游戏场景处理（借鉴 Claude 4：不确定时善意假设、自然过渡）===</w:t>
-      </w:r>
-    </w:p>
-    <w:p>
-      <w:r>
-        <w:t xml:space="preserve">    "如果屏幕上不是游戏画面（桌面、代码、设置等），不要慌，自然处理："</w:t>
-      </w:r>
-    </w:p>
-    <w:p>
-      <w:r>
-        <w:t xml:space="preserve">    "可以调侃说主播在搞什么秘密操作，或者趁空档聊聊刚才的游戏、分享趣闻冷知识。"</w:t>
-      </w:r>
-    </w:p>
-    <w:p>
-      <w:r>
-        <w:t xml:space="preserve">    "不要尴尬地沉默，不要反复说这不是游戏画面，不要说我不知道。"</w:t>
-      </w:r>
-    </w:p>
-    <w:p/>
-    <w:p>
-      <w:r>
-        <w:t xml:space="preserve">    # === 确认理解（借鉴 Claude 4 的 Golden SP 思路）===</w:t>
-      </w:r>
-    </w:p>
-    <w:p>
-      <w:r>
-        <w:t xml:space="preserve">    "你是一个人在解说，不需要等任何人回应。"</w:t>
-      </w:r>
-    </w:p>
-    <w:p>
-      <w:r>
-        <w:t xml:space="preserve">    "如果你理解了以上所有要求，请简短回复'收到，准备开始解说'。"</w:t>
-      </w:r>
-    </w:p>
-    <w:p>
-      <w:r>
-        <w:t>)</w:t>
-      </w:r>
-    </w:p>
-    <w:p/>
-    <w:p>
-      <w:r>
-        <w:t>第2阶段：触发词（循环随机发送）</w:t>
-      </w:r>
-    </w:p>
-    <w:p>
-      <w:r>
-        <w:t>角色设定到位后，只需要简短的触发词就能让豆包持续解说。编辑 TRIGGER_PROMPTS 列表：</w:t>
-      </w:r>
-    </w:p>
-    <w:p/>
-    <w:p>
-      <w:r>
-        <w:t>TRIGGER_PROMPTS = [</w:t>
-      </w:r>
-    </w:p>
-    <w:p>
-      <w:r>
-        <w:t xml:space="preserve">    # --- 画面描述类 ---</w:t>
-      </w:r>
-    </w:p>
-    <w:p>
-      <w:r>
-        <w:t xml:space="preserve">    "描述一下当前画面",</w:t>
-      </w:r>
-    </w:p>
-    <w:p>
-      <w:r>
-        <w:t xml:space="preserve">    "画面有什么变化",</w:t>
-      </w:r>
-    </w:p>
-    <w:p>
-      <w:r>
-        <w:t xml:space="preserve">    "注意到了什么细节",</w:t>
-      </w:r>
-    </w:p>
-    <w:p>
-      <w:r>
-        <w:t xml:space="preserve">    # --- 评价分析类 ---</w:t>
-      </w:r>
-    </w:p>
-    <w:p>
-      <w:r>
-        <w:t xml:space="preserve">    "评价一下刚才的操作",</w:t>
-      </w:r>
-    </w:p>
-    <w:p>
-      <w:r>
-        <w:t xml:space="preserve">    "这个局面你怎么看",</w:t>
-      </w:r>
-    </w:p>
-    <w:p>
-      <w:r>
-        <w:t xml:space="preserve">    "刚才发生了什么，分析一下",</w:t>
-      </w:r>
-    </w:p>
-    <w:p>
-      <w:r>
-        <w:t xml:space="preserve">    # --- 预测悬念类 ---</w:t>
-      </w:r>
-    </w:p>
-    <w:p>
-      <w:r>
-        <w:t xml:space="preserve">    "猜猜接下来会怎样",</w:t>
-      </w:r>
-    </w:p>
-    <w:p>
-      <w:r>
-        <w:t xml:space="preserve">    "接下来会怎么发展",</w:t>
-      </w:r>
-    </w:p>
-    <w:p>
-      <w:r>
-        <w:t xml:space="preserve">    "如果换做你，你会怎么做",</w:t>
-      </w:r>
-    </w:p>
-    <w:p>
-      <w:r>
-        <w:t xml:space="preserve">    # --- 互动话题类 ---</w:t>
-      </w:r>
-    </w:p>
-    <w:p>
-      <w:r>
-        <w:t xml:space="preserve">    "抛个话题给观众聊聊",</w:t>
-      </w:r>
-    </w:p>
-    <w:p>
-      <w:r>
-        <w:t xml:space="preserve">    "有什么相关的趣事或冷知识吗",</w:t>
-      </w:r>
-    </w:p>
-    <w:p>
-      <w:r>
-        <w:t xml:space="preserve">    "这个游戏最吸引你的地方是什么",</w:t>
-      </w:r>
-    </w:p>
-    <w:p>
-      <w:r>
-        <w:t xml:space="preserve">    # --- 氛围调节类 ---</w:t>
-      </w:r>
-    </w:p>
-    <w:p>
-      <w:r>
-        <w:t xml:space="preserve">    "换个风格聊聊",</w:t>
-      </w:r>
-    </w:p>
-    <w:p>
-      <w:r>
-        <w:t xml:space="preserve">    "用不同的角度说说",</w:t>
-      </w:r>
-    </w:p>
-    <w:p>
-      <w:r>
-        <w:t xml:space="preserve">    "来段轻松的闲聊",</w:t>
-      </w:r>
-    </w:p>
-    <w:p>
-      <w:r>
-        <w:t xml:space="preserve">    # --- 弹幕互动类 ---</w:t>
-      </w:r>
-    </w:p>
-    <w:p>
-      <w:r>
-        <w:t xml:space="preserve">    "弹幕有什么有趣的吗",</w:t>
-      </w:r>
-    </w:p>
-    <w:p>
-      <w:r>
-        <w:t xml:space="preserve">    "回应一下弹幕",</w:t>
-      </w:r>
-    </w:p>
-    <w:p>
-      <w:r>
-        <w:t>]</w:t>
-      </w:r>
-    </w:p>
-    <w:p/>
-    <w:p>
-      <w:r>
-        <w:t>设计理念参考：</w:t>
-      </w:r>
-    </w:p>
-    <w:p>
-      <w:r>
-        <w:t>- 火山引擎角色扮演提示词指南：SP框架（角色信息 + 用户信息 + Golden SP）</w:t>
-      </w:r>
-    </w:p>
-    <w:p>
-      <w:r>
-        <w:t>- 学术论文 "Real-Time Generation of Game Video Commentary"：提示词三要素</w:t>
-      </w:r>
-    </w:p>
-    <w:p>
-      <w:r>
-        <w:t>- Claude 4 系统提示词设计理念：自然、不说教、善意假设、适应场景</w:t>
-      </w:r>
-    </w:p>
-    <w:p>
-      <w:r>
-        <w:t>- 实际直播踩坑经验总结：解决话术重复、Q主播、非游戏画面等问题</w:t>
+        <w:t>设计理念：</w:t>
+      </w:r>
+    </w:p>
+    <w:p>
+      <w:r>
+        <w:t>- 极简触发词：只说"继续"，判断权完全交给豆包</w:t>
+      </w:r>
+    </w:p>
+    <w:p>
+      <w:r>
+        <w:t>- 三合一融合：每次解说自然融合"画面+弹幕+感谢"</w:t>
+      </w:r>
+    </w:p>
+    <w:p>
+      <w:r>
+        <w:t>- 防幻觉：只能说看到的游戏画面，不能编造</w:t>
+      </w:r>
+    </w:p>
+    <w:p>
+      <w:r>
+        <w:t>- 防隐私：非游戏画面当没看见，不提任何隐私内容</w:t>
+      </w:r>
+    </w:p>
+    <w:p>
+      <w:r>
+        <w:t>- 防空谢：没有礼物别凭空感谢</w:t>
       </w:r>
     </w:p>
     <w:p/>
